--- a/claus/guides/lecturer-71b41e8d1c13.docx
+++ b/claus/guides/lecturer-71b41e8d1c13.docx
@@ -1177,7 +1177,7 @@
           </w:tcPr>
           <w:p>
             <w:r>
-              <w:t xml:space="preserve">They open the link again and enter the class code and nickname. How the student is assigned to an existing group depends on the writing app version, so check the teacher screen.</w:t>
+              <w:t xml:space="preserve">They open the link again and enter the class code and a nickname. A student who lost the connection comes back as a new student. They see a waiting screen. On your dashboard a box called "Not in a group yet" lists them. Choose "Put in a group" next to the name, pick a group or "New group", and their writing page opens by itself. "Add all to the smallest groups" places everyone waiting at once. The other groups are not disturbed. To move a student later, use "Move" next to the name in a group. A student who lost the connection may appear twice (the old nickname and the new one): move the old one "out of the group".</w:t>
             </w:r>
           </w:p>
         </w:tc>

--- a/claus/guides/lecturer-71b41e8d1c13.docx
+++ b/claus/guides/lecturer-71b41e8d1c13.docx
@@ -1177,7 +1177,7 @@
           </w:tcPr>
           <w:p>
             <w:r>
-              <w:t xml:space="preserve">They open the link again and enter the class code and a nickname. A student who lost the connection comes back as a new student. They see a waiting screen. On your dashboard a box called "Not in a group yet" lists them. Choose "Put in a group" next to the name, pick a group or "New group", and their writing page opens by itself. "Add all to the smallest groups" places everyone waiting at once. The other groups are not disturbed. To move a student later, use "Move" next to the name in a group. A student who lost the connection may appear twice (the old nickname and the new one): move the old one "out of the group".</w:t>
+              <w:t xml:space="preserve">They open the link again and enter the class code and a nickname. A student who returns on the same computer and browser is recognised and goes straight back into their group. A student on a new device, or in a private window, comes back as a new student and sees a waiting screen. On your dashboard a box called "Not in a group yet" lists them. Choose "Put in a group" next to the name, pick a group or "New group", and their writing page opens by itself. "Add all to the smallest groups" places everyone waiting at once. The other groups are not disturbed. To move a student later, use "Move" next to the name in a group. A student on a new device may appear twice (the old nickname and the new one): move the old one "out of the group".</w:t>
             </w:r>
           </w:p>
         </w:tc>
